--- a/reports/project_guide.docx
+++ b/reports/project_guide.docx
@@ -9458,7 +9458,7 @@
     <w:p>
       <w:pPr/>
       <w:r>
-        <w:t>Статья обосновывает метод, а не подтверждает качество нашего запуска. Перед защитой заполните ФИО, программу и руководителя и зафиксируйте ссылку на конкретный коммит публичной версии.</w:t>
+        <w:t>Статья обосновывает метод, а не подтверждает качество нашего запуска. Перед защитой заполните ФИО, программу и руководителя. Проверьте доступ преподавателей к сдаваемой версии: наличие ссылки не подтверждает, что текущие локальные изменения опубликованы.</w:t>
       </w:r>
     </w:p>
     <w:p>
